--- a/assets/konspekty/common/warsztaty_duchowe/attach@duchowosc_harcerska_tezy.docx
+++ b/assets/konspekty/common/warsztaty_duchowe/attach@duchowosc_harcerska_tezy.docx
@@ -780,15 +780,7 @@
         </w:rPr>
       </w:pPr>
       <w:r>
-        <w:rPr>
-          <w:rFonts w:ascii="Ubuntu" w:hAnsi="Ubuntu"/>
-          <w:b/>
-          <w:bCs/>
-          <w:sz w:val="48"/>
-          <w:szCs w:val="48"/>
-          <w:lang w:val="pl-PL" w:eastAsia="zh-CN" w:bidi="hi-IN"/>
-        </w:rPr>
-        <w:t> </w:t>
+        <w:rPr/>
       </w:r>
     </w:p>
     <w:p>
@@ -1038,127 +1030,7 @@
           <w:szCs w:val="48"/>
           <w:lang w:val="pl-PL" w:eastAsia="zh-CN" w:bidi="hi-IN"/>
         </w:rPr>
-        <w:t>Czy każd</w:t>
-      </w:r>
-      <w:r>
-        <w:rPr>
-          <w:rFonts w:ascii="Ubuntu" w:hAnsi="Ubuntu"/>
-          <w:b w:val="false"/>
-          <w:bCs w:val="false"/>
-          <w:color w:val="000000"/>
-          <w:sz w:val="48"/>
-          <w:szCs w:val="48"/>
-          <w:lang w:val="pl-PL" w:eastAsia="zh-CN" w:bidi="hi-IN"/>
-        </w:rPr>
-        <w:t>a</w:t>
-      </w:r>
-      <w:r>
-        <w:rPr>
-          <w:rFonts w:ascii="Ubuntu" w:hAnsi="Ubuntu"/>
-          <w:b w:val="false"/>
-          <w:bCs w:val="false"/>
-          <w:color w:val="000000"/>
-          <w:sz w:val="48"/>
-          <w:szCs w:val="48"/>
-          <w:lang w:val="pl-PL" w:eastAsia="zh-CN" w:bidi="hi-IN"/>
-        </w:rPr>
-        <w:t xml:space="preserve"> </w:t>
-      </w:r>
-      <w:r>
-        <w:rPr>
-          <w:rFonts w:ascii="Ubuntu" w:hAnsi="Ubuntu"/>
-          <w:b w:val="false"/>
-          <w:bCs w:val="false"/>
-          <w:color w:val="000000"/>
-          <w:sz w:val="48"/>
-          <w:szCs w:val="48"/>
-          <w:lang w:val="pl-PL" w:eastAsia="zh-CN" w:bidi="hi-IN"/>
-        </w:rPr>
-        <w:t>harcerska</w:t>
-      </w:r>
-      <w:r>
-        <w:rPr>
-          <w:rFonts w:ascii="Ubuntu" w:hAnsi="Ubuntu"/>
-          <w:b w:val="false"/>
-          <w:bCs w:val="false"/>
-          <w:color w:val="000000"/>
-          <w:sz w:val="48"/>
-          <w:szCs w:val="48"/>
-          <w:lang w:val="pl-PL" w:eastAsia="zh-CN" w:bidi="hi-IN"/>
-        </w:rPr>
-        <w:t xml:space="preserve"> </w:t>
-      </w:r>
-      <w:r>
-        <w:rPr>
-          <w:rFonts w:ascii="Ubuntu" w:hAnsi="Ubuntu"/>
-          <w:b w:val="false"/>
-          <w:bCs w:val="false"/>
-          <w:color w:val="000000"/>
-          <w:sz w:val="48"/>
-          <w:szCs w:val="48"/>
-          <w:lang w:val="pl-PL" w:eastAsia="zh-CN" w:bidi="hi-IN"/>
-        </w:rPr>
-        <w:t>forma duchowa</w:t>
-      </w:r>
-      <w:r>
-        <w:rPr>
-          <w:rFonts w:ascii="Ubuntu" w:hAnsi="Ubuntu"/>
-          <w:b w:val="false"/>
-          <w:bCs w:val="false"/>
-          <w:color w:val="000000"/>
-          <w:sz w:val="48"/>
-          <w:szCs w:val="48"/>
-          <w:lang w:val="pl-PL" w:eastAsia="zh-CN" w:bidi="hi-IN"/>
-        </w:rPr>
-        <w:t xml:space="preserve"> powinn</w:t>
-      </w:r>
-      <w:r>
-        <w:rPr>
-          <w:rFonts w:ascii="Ubuntu" w:hAnsi="Ubuntu"/>
-          <w:b w:val="false"/>
-          <w:bCs w:val="false"/>
-          <w:color w:val="000000"/>
-          <w:sz w:val="48"/>
-          <w:szCs w:val="48"/>
-          <w:lang w:val="pl-PL" w:eastAsia="zh-CN" w:bidi="hi-IN"/>
-        </w:rPr>
-        <w:t>a</w:t>
-      </w:r>
-      <w:r>
-        <w:rPr>
-          <w:rFonts w:ascii="Ubuntu" w:hAnsi="Ubuntu"/>
-          <w:b w:val="false"/>
-          <w:bCs w:val="false"/>
-          <w:color w:val="000000"/>
-          <w:sz w:val="48"/>
-          <w:szCs w:val="48"/>
-          <w:lang w:val="pl-PL" w:eastAsia="zh-CN" w:bidi="hi-IN"/>
-        </w:rPr>
-        <w:t xml:space="preserve"> być tak skonstruowan</w:t>
-      </w:r>
-      <w:r>
-        <w:rPr>
-          <w:rFonts w:ascii="Ubuntu" w:hAnsi="Ubuntu"/>
-          <w:b w:val="false"/>
-          <w:bCs w:val="false"/>
-          <w:color w:val="000000"/>
-          <w:sz w:val="48"/>
-          <w:szCs w:val="48"/>
-          <w:lang w:val="pl-PL" w:eastAsia="zh-CN" w:bidi="hi-IN"/>
-        </w:rPr>
-        <w:t>a</w:t>
-      </w:r>
-      <w:r>
-        <w:rPr>
-          <w:rFonts w:ascii="Ubuntu" w:hAnsi="Ubuntu"/>
-          <w:b w:val="false"/>
-          <w:bCs w:val="false"/>
-          <w:color w:val="000000"/>
-          <w:sz w:val="48"/>
-          <w:szCs w:val="48"/>
-          <w:lang w:val="pl-PL" w:eastAsia="zh-CN" w:bidi="hi-IN"/>
-        </w:rPr>
-        <w:t xml:space="preserve">, by </w:t>
+        <w:t xml:space="preserve">Czy każda harcerska forma duchowa powinna być tak skonstruowana, by </w:t>
       </w:r>
       <w:r>
         <w:rPr>
@@ -1182,31 +1054,7 @@
           <w:szCs w:val="48"/>
           <w:lang w:val="pl-PL" w:eastAsia="zh-CN" w:bidi="hi-IN"/>
         </w:rPr>
-        <w:t xml:space="preserve"> mógł </w:t>
-      </w:r>
-      <w:r>
-        <w:rPr>
-          <w:rFonts w:ascii="Ubuntu" w:hAnsi="Ubuntu"/>
-          <w:b w:val="false"/>
-          <w:bCs w:val="false"/>
-          <w:color w:val="000000"/>
-          <w:sz w:val="48"/>
-          <w:szCs w:val="48"/>
-          <w:lang w:val="pl-PL" w:eastAsia="zh-CN" w:bidi="hi-IN"/>
-        </w:rPr>
-        <w:t xml:space="preserve">i chciał </w:t>
-      </w:r>
-      <w:r>
-        <w:rPr>
-          <w:rFonts w:ascii="Ubuntu" w:hAnsi="Ubuntu"/>
-          <w:b w:val="false"/>
-          <w:bCs w:val="false"/>
-          <w:color w:val="000000"/>
-          <w:sz w:val="48"/>
-          <w:szCs w:val="48"/>
-          <w:lang w:val="pl-PL" w:eastAsia="zh-CN" w:bidi="hi-IN"/>
-        </w:rPr>
-        <w:t xml:space="preserve">wziąć w nich udział? Czy w drużynie mieszanej wyznaniowo można zorganizować </w:t>
+        <w:t xml:space="preserve"> mógł i chciał wziąć w nich udział? Czy w drużynie mieszanej wyznaniowo można zorganizować </w:t>
       </w:r>
       <w:r>
         <w:rPr>
@@ -1230,79 +1078,7 @@
           <w:szCs w:val="48"/>
           <w:lang w:val="pl-PL" w:eastAsia="zh-CN" w:bidi="hi-IN"/>
         </w:rPr>
-        <w:t xml:space="preserve">, </w:t>
-      </w:r>
-      <w:r>
-        <w:rPr>
-          <w:rFonts w:ascii="Ubuntu" w:hAnsi="Ubuntu"/>
-          <w:b w:val="false"/>
-          <w:bCs w:val="false"/>
-          <w:color w:val="000000"/>
-          <w:sz w:val="48"/>
-          <w:szCs w:val="48"/>
-          <w:lang w:val="pl-PL" w:eastAsia="zh-CN" w:bidi="hi-IN"/>
-        </w:rPr>
-        <w:t>lub</w:t>
-      </w:r>
-      <w:r>
-        <w:rPr>
-          <w:rFonts w:ascii="Ubuntu" w:hAnsi="Ubuntu"/>
-          <w:b w:val="false"/>
-          <w:bCs w:val="false"/>
-          <w:color w:val="000000"/>
-          <w:sz w:val="48"/>
-          <w:szCs w:val="48"/>
-          <w:lang w:val="pl-PL" w:eastAsia="zh-CN" w:bidi="hi-IN"/>
-        </w:rPr>
-        <w:t xml:space="preserve"> </w:t>
-      </w:r>
-      <w:r>
-        <w:rPr>
-          <w:rFonts w:ascii="Ubuntu" w:hAnsi="Ubuntu"/>
-          <w:b w:val="false"/>
-          <w:bCs w:val="false"/>
-          <w:color w:val="000000"/>
-          <w:sz w:val="48"/>
-          <w:szCs w:val="48"/>
-          <w:lang w:val="pl-PL" w:eastAsia="zh-CN" w:bidi="hi-IN"/>
-        </w:rPr>
-        <w:t>z</w:t>
-      </w:r>
-      <w:r>
-        <w:rPr>
-          <w:rFonts w:ascii="Ubuntu" w:hAnsi="Ubuntu"/>
-          <w:b w:val="false"/>
-          <w:bCs w:val="false"/>
-          <w:color w:val="000000"/>
-          <w:sz w:val="48"/>
-          <w:szCs w:val="48"/>
-          <w:lang w:val="pl-PL" w:eastAsia="zh-CN" w:bidi="hi-IN"/>
-        </w:rPr>
-        <w:t>budow</w:t>
-      </w:r>
-      <w:r>
-        <w:rPr>
-          <w:rFonts w:ascii="Ubuntu" w:hAnsi="Ubuntu"/>
-          <w:b w:val="false"/>
-          <w:bCs w:val="false"/>
-          <w:color w:val="000000"/>
-          <w:sz w:val="48"/>
-          <w:szCs w:val="48"/>
-          <w:lang w:val="pl-PL" w:eastAsia="zh-CN" w:bidi="hi-IN"/>
-        </w:rPr>
-        <w:t>ać</w:t>
-      </w:r>
-      <w:r>
-        <w:rPr>
-          <w:rFonts w:ascii="Ubuntu" w:hAnsi="Ubuntu"/>
-          <w:b w:val="false"/>
-          <w:bCs w:val="false"/>
-          <w:color w:val="000000"/>
-          <w:sz w:val="48"/>
-          <w:szCs w:val="48"/>
-          <w:lang w:val="pl-PL" w:eastAsia="zh-CN" w:bidi="hi-IN"/>
-        </w:rPr>
-        <w:t xml:space="preserve"> </w:t>
+        <w:t xml:space="preserve">, lub zbudować </w:t>
       </w:r>
       <w:r>
         <w:rPr>
@@ -1326,139 +1102,31 @@
           <w:szCs w:val="48"/>
           <w:lang w:val="pl-PL" w:eastAsia="zh-CN" w:bidi="hi-IN"/>
         </w:rPr>
-        <w:t>,</w:t>
-      </w:r>
-      <w:r>
-        <w:rPr>
-          <w:rFonts w:ascii="Ubuntu" w:hAnsi="Ubuntu"/>
-          <w:b w:val="false"/>
-          <w:bCs w:val="false"/>
-          <w:color w:val="000000"/>
-          <w:sz w:val="48"/>
-          <w:szCs w:val="48"/>
-          <w:lang w:val="pl-PL" w:eastAsia="zh-CN" w:bidi="hi-IN"/>
-        </w:rPr>
-        <w:t xml:space="preserve"> przy której </w:t>
-      </w:r>
-      <w:r>
-        <w:rPr>
-          <w:rFonts w:ascii="Ubuntu" w:hAnsi="Ubuntu"/>
-          <w:b w:val="false"/>
-          <w:bCs w:val="false"/>
-          <w:color w:val="000000"/>
-          <w:sz w:val="48"/>
-          <w:szCs w:val="48"/>
-          <w:lang w:val="pl-PL" w:eastAsia="zh-CN" w:bidi="hi-IN"/>
-        </w:rPr>
-        <w:t>co wieczór</w:t>
-      </w:r>
-      <w:r>
-        <w:rPr>
-          <w:rFonts w:ascii="Ubuntu" w:hAnsi="Ubuntu"/>
-          <w:b w:val="false"/>
-          <w:bCs w:val="false"/>
-          <w:color w:val="000000"/>
-          <w:sz w:val="48"/>
-          <w:szCs w:val="48"/>
-          <w:lang w:val="pl-PL" w:eastAsia="zh-CN" w:bidi="hi-IN"/>
-        </w:rPr>
-        <w:t xml:space="preserve"> </w:t>
-      </w:r>
-      <w:r>
-        <w:rPr>
-          <w:rFonts w:ascii="Ubuntu" w:hAnsi="Ubuntu"/>
-          <w:b w:val="false"/>
-          <w:bCs w:val="false"/>
-          <w:color w:val="000000"/>
-          <w:sz w:val="48"/>
-          <w:szCs w:val="48"/>
-          <w:lang w:val="pl-PL" w:eastAsia="zh-CN" w:bidi="hi-IN"/>
-        </w:rPr>
-        <w:t>harcerze będą się mogli wspólnie</w:t>
-      </w:r>
-      <w:r>
-        <w:rPr>
-          <w:rFonts w:ascii="Ubuntu" w:hAnsi="Ubuntu"/>
-          <w:b w:val="false"/>
-          <w:bCs w:val="false"/>
-          <w:color w:val="000000"/>
-          <w:sz w:val="48"/>
-          <w:szCs w:val="48"/>
-          <w:lang w:val="pl-PL" w:eastAsia="zh-CN" w:bidi="hi-IN"/>
-        </w:rPr>
-        <w:t xml:space="preserve"> </w:t>
-      </w:r>
-      <w:r>
-        <w:rPr>
-          <w:rFonts w:ascii="Ubuntu" w:hAnsi="Ubuntu"/>
-          <w:b/>
-          <w:bCs/>
-          <w:color w:val="000000"/>
-          <w:sz w:val="48"/>
-          <w:szCs w:val="48"/>
-          <w:lang w:val="pl-PL" w:eastAsia="zh-CN" w:bidi="hi-IN"/>
-        </w:rPr>
-        <w:t>po</w:t>
-      </w:r>
-      <w:r>
-        <w:rPr>
-          <w:rFonts w:ascii="Ubuntu" w:hAnsi="Ubuntu"/>
-          <w:b/>
-          <w:bCs/>
-          <w:color w:val="000000"/>
-          <w:sz w:val="48"/>
-          <w:szCs w:val="48"/>
-          <w:lang w:val="pl-PL" w:eastAsia="zh-CN" w:bidi="hi-IN"/>
-        </w:rPr>
-        <w:t>m</w:t>
-      </w:r>
-      <w:r>
-        <w:rPr>
-          <w:rFonts w:ascii="Ubuntu" w:hAnsi="Ubuntu"/>
-          <w:b/>
-          <w:bCs/>
-          <w:color w:val="000000"/>
-          <w:sz w:val="48"/>
-          <w:szCs w:val="48"/>
-          <w:lang w:val="pl-PL" w:eastAsia="zh-CN" w:bidi="hi-IN"/>
-        </w:rPr>
-        <w:t>odlić</w:t>
-      </w:r>
-      <w:r>
-        <w:rPr>
-          <w:rFonts w:ascii="Ubuntu" w:hAnsi="Ubuntu"/>
-          <w:b w:val="false"/>
-          <w:bCs w:val="false"/>
-          <w:color w:val="000000"/>
-          <w:sz w:val="48"/>
-          <w:szCs w:val="48"/>
-          <w:lang w:val="pl-PL" w:eastAsia="zh-CN" w:bidi="hi-IN"/>
-        </w:rPr>
-        <w:t xml:space="preserve"> </w:t>
-      </w:r>
-      <w:r>
-        <w:rPr>
-          <w:rFonts w:ascii="Ubuntu" w:hAnsi="Ubuntu"/>
-          <w:b w:val="false"/>
-          <w:bCs w:val="false"/>
-          <w:color w:val="000000"/>
-          <w:sz w:val="48"/>
-          <w:szCs w:val="48"/>
-          <w:lang w:val="pl-PL" w:eastAsia="zh-CN" w:bidi="hi-IN"/>
-        </w:rPr>
-        <w:t>z drużynowym</w:t>
-      </w:r>
-      <w:r>
-        <w:rPr>
-          <w:rFonts w:ascii="Ubuntu" w:hAnsi="Ubuntu"/>
-          <w:b w:val="false"/>
-          <w:bCs w:val="false"/>
-          <w:color w:val="000000"/>
-          <w:sz w:val="48"/>
-          <w:szCs w:val="48"/>
-          <w:lang w:val="pl-PL" w:eastAsia="zh-CN" w:bidi="hi-IN"/>
-        </w:rPr>
-        <w:t>?</w:t>
+        <w:t xml:space="preserve">, przy której co wieczór harcerze będą się mogli wspólnie </w:t>
+      </w:r>
+      <w:r>
+        <w:rPr>
+          <w:rFonts w:ascii="Ubuntu" w:hAnsi="Ubuntu"/>
+          <w:b/>
+          <w:bCs/>
+          <w:color w:val="000000"/>
+          <w:sz w:val="48"/>
+          <w:szCs w:val="48"/>
+          <w:lang w:val="pl-PL" w:eastAsia="zh-CN" w:bidi="hi-IN"/>
+        </w:rPr>
+        <w:t>pomodlić</w:t>
+      </w:r>
+      <w:r>
+        <w:rPr>
+          <w:rFonts w:ascii="Ubuntu" w:hAnsi="Ubuntu"/>
+          <w:b w:val="false"/>
+          <w:bCs w:val="false"/>
+          <w:color w:val="000000"/>
+          <w:sz w:val="48"/>
+          <w:szCs w:val="48"/>
+          <w:lang w:val="pl-PL" w:eastAsia="zh-CN" w:bidi="hi-IN"/>
+        </w:rPr>
+        <w:t xml:space="preserve"> z drużynowym?</w:t>
       </w:r>
     </w:p>
     <w:p>
@@ -1590,7 +1258,79 @@
           <w:szCs w:val="80"/>
           <w:lang w:val="pl-PL" w:eastAsia="zh-CN" w:bidi="hi-IN"/>
         </w:rPr>
-        <w:t>Czy harcerzy należy izolować od niemoralnych postaw?</w:t>
+        <w:t xml:space="preserve">Czy </w:t>
+      </w:r>
+      <w:r>
+        <w:rPr>
+          <w:rFonts w:ascii="Ubuntu" w:hAnsi="Ubuntu"/>
+          <w:b/>
+          <w:bCs/>
+          <w:color w:val="000000"/>
+          <w:sz w:val="80"/>
+          <w:szCs w:val="80"/>
+          <w:lang w:val="pl-PL" w:eastAsia="zh-CN" w:bidi="hi-IN"/>
+        </w:rPr>
+        <w:t>pozwalać na kontakt harcerzy z</w:t>
+      </w:r>
+      <w:r>
+        <w:rPr>
+          <w:rFonts w:ascii="Ubuntu" w:hAnsi="Ubuntu"/>
+          <w:b/>
+          <w:bCs/>
+          <w:color w:val="000000"/>
+          <w:sz w:val="80"/>
+          <w:szCs w:val="80"/>
+          <w:lang w:val="pl-PL" w:eastAsia="zh-CN" w:bidi="hi-IN"/>
+        </w:rPr>
+        <w:t xml:space="preserve"> </w:t>
+      </w:r>
+      <w:r>
+        <w:rPr>
+          <w:rFonts w:ascii="Ubuntu" w:hAnsi="Ubuntu"/>
+          <w:b/>
+          <w:bCs/>
+          <w:color w:val="000000"/>
+          <w:sz w:val="80"/>
+          <w:szCs w:val="80"/>
+          <w:lang w:val="pl-PL" w:eastAsia="zh-CN" w:bidi="hi-IN"/>
+        </w:rPr>
+        <w:t>niewychowawczymi</w:t>
+      </w:r>
+      <w:r>
+        <w:rPr>
+          <w:rFonts w:ascii="Ubuntu" w:hAnsi="Ubuntu"/>
+          <w:b/>
+          <w:bCs/>
+          <w:color w:val="000000"/>
+          <w:sz w:val="80"/>
+          <w:szCs w:val="80"/>
+          <w:lang w:val="pl-PL" w:eastAsia="zh-CN" w:bidi="hi-IN"/>
+        </w:rPr>
+        <w:t xml:space="preserve"> postaw</w:t>
+      </w:r>
+      <w:r>
+        <w:rPr>
+          <w:rFonts w:ascii="Ubuntu" w:hAnsi="Ubuntu"/>
+          <w:b/>
+          <w:bCs/>
+          <w:color w:val="000000"/>
+          <w:sz w:val="80"/>
+          <w:szCs w:val="80"/>
+          <w:lang w:val="pl-PL" w:eastAsia="zh-CN" w:bidi="hi-IN"/>
+        </w:rPr>
+        <w:t>ami</w:t>
+      </w:r>
+      <w:r>
+        <w:rPr>
+          <w:rFonts w:ascii="Ubuntu" w:hAnsi="Ubuntu"/>
+          <w:b/>
+          <w:bCs/>
+          <w:color w:val="000000"/>
+          <w:sz w:val="80"/>
+          <w:szCs w:val="80"/>
+          <w:lang w:val="pl-PL" w:eastAsia="zh-CN" w:bidi="hi-IN"/>
+        </w:rPr>
+        <w:t>?</w:t>
       </w:r>
     </w:p>
     <w:p>
@@ -1606,15 +1346,7 @@
         </w:rPr>
       </w:pPr>
       <w:r>
-        <w:rPr>
-          <w:rFonts w:ascii="Ubuntu" w:hAnsi="Ubuntu"/>
-          <w:b/>
-          <w:bCs/>
-          <w:sz w:val="48"/>
-          <w:szCs w:val="48"/>
-          <w:lang w:val="pl-PL" w:eastAsia="zh-CN" w:bidi="hi-IN"/>
-        </w:rPr>
-        <w:t> </w:t>
+        <w:rPr/>
       </w:r>
     </w:p>
     <w:p>
@@ -1643,90 +1375,178 @@
       <w:r>
         <w:rPr>
           <w:rFonts w:ascii="Ubuntu" w:hAnsi="Ubuntu"/>
-          <w:b/>
-          <w:bCs/>
-          <w:sz w:val="48"/>
-          <w:szCs w:val="48"/>
-          <w:lang w:val="pl-PL" w:eastAsia="zh-CN" w:bidi="hi-IN"/>
-        </w:rPr>
-        <w:t>chronić</w:t>
-      </w:r>
-      <w:r>
-        <w:rPr>
-          <w:rFonts w:ascii="Ubuntu" w:hAnsi="Ubuntu"/>
-          <w:b w:val="false"/>
-          <w:bCs w:val="false"/>
-          <w:sz w:val="48"/>
-          <w:szCs w:val="48"/>
-          <w:lang w:val="pl-PL" w:eastAsia="zh-CN" w:bidi="hi-IN"/>
-        </w:rPr>
-        <w:t xml:space="preserve"> harcerzy przed kontaktem z postawami </w:t>
-      </w:r>
-      <w:r>
-        <w:rPr>
-          <w:rFonts w:ascii="Ubuntu" w:hAnsi="Ubuntu"/>
-          <w:b/>
-          <w:bCs/>
-          <w:sz w:val="48"/>
-          <w:szCs w:val="48"/>
-          <w:lang w:val="pl-PL" w:eastAsia="zh-CN" w:bidi="hi-IN"/>
-        </w:rPr>
-        <w:t>sprzecznymi z harcerskim duchem</w:t>
-      </w:r>
-      <w:r>
-        <w:rPr>
-          <w:rFonts w:ascii="Ubuntu" w:hAnsi="Ubuntu"/>
-          <w:b w:val="false"/>
-          <w:bCs w:val="false"/>
-          <w:sz w:val="48"/>
-          <w:szCs w:val="48"/>
-          <w:lang w:val="pl-PL" w:eastAsia="zh-CN" w:bidi="hi-IN"/>
-        </w:rPr>
-        <w:t xml:space="preserve">, np. przed zakumplowaniem się z osiedlowymi </w:t>
-      </w:r>
-      <w:r>
-        <w:rPr>
-          <w:rFonts w:ascii="Ubuntu" w:hAnsi="Ubuntu"/>
-          <w:b w:val="false"/>
-          <w:bCs w:val="false"/>
-          <w:sz w:val="48"/>
-          <w:szCs w:val="48"/>
-          <w:lang w:val="pl-PL" w:eastAsia="zh-CN" w:bidi="hi-IN"/>
-        </w:rPr>
-        <w:t>k</w:t>
-      </w:r>
-      <w:r>
-        <w:rPr>
-          <w:rFonts w:ascii="Ubuntu" w:hAnsi="Ubuntu"/>
-          <w:b w:val="false"/>
-          <w:bCs w:val="false"/>
-          <w:sz w:val="48"/>
-          <w:szCs w:val="48"/>
-          <w:lang w:val="pl-PL" w:eastAsia="zh-CN" w:bidi="hi-IN"/>
-        </w:rPr>
-        <w:t>o</w:t>
-      </w:r>
-      <w:r>
-        <w:rPr>
-          <w:rFonts w:ascii="Ubuntu" w:hAnsi="Ubuntu"/>
-          <w:b w:val="false"/>
-          <w:bCs w:val="false"/>
-          <w:sz w:val="48"/>
-          <w:szCs w:val="48"/>
-          <w:lang w:val="pl-PL" w:eastAsia="zh-CN" w:bidi="hi-IN"/>
-        </w:rPr>
-        <w:t>legami</w:t>
-      </w:r>
-      <w:r>
-        <w:rPr>
-          <w:rFonts w:ascii="Ubuntu" w:hAnsi="Ubuntu"/>
-          <w:b w:val="false"/>
-          <w:bCs w:val="false"/>
-          <w:sz w:val="48"/>
-          <w:szCs w:val="48"/>
-          <w:lang w:val="pl-PL" w:eastAsia="zh-CN" w:bidi="hi-IN"/>
-        </w:rPr>
-        <w:t>, którzy nadużywają alkoholu?</w:t>
+          <w:b w:val="false"/>
+          <w:bCs w:val="false"/>
+          <w:sz w:val="48"/>
+          <w:szCs w:val="48"/>
+          <w:lang w:val="pl-PL" w:eastAsia="zh-CN" w:bidi="hi-IN"/>
+        </w:rPr>
+        <w:t>p</w:t>
+      </w:r>
+      <w:r>
+        <w:rPr>
+          <w:rFonts w:ascii="Ubuntu" w:hAnsi="Ubuntu"/>
+          <w:b w:val="false"/>
+          <w:bCs w:val="false"/>
+          <w:sz w:val="48"/>
+          <w:szCs w:val="48"/>
+          <w:lang w:val="pl-PL" w:eastAsia="zh-CN" w:bidi="hi-IN"/>
+        </w:rPr>
+        <w:t>ozwolić, by harcerze byli otoczeni</w:t>
+      </w:r>
+      <w:r>
+        <w:rPr>
+          <w:rFonts w:ascii="Ubuntu" w:hAnsi="Ubuntu"/>
+          <w:b w:val="false"/>
+          <w:bCs w:val="false"/>
+          <w:sz w:val="48"/>
+          <w:szCs w:val="48"/>
+          <w:lang w:val="pl-PL" w:eastAsia="zh-CN" w:bidi="hi-IN"/>
+        </w:rPr>
+        <w:t xml:space="preserve"> </w:t>
+      </w:r>
+      <w:r>
+        <w:rPr>
+          <w:rFonts w:ascii="Ubuntu" w:hAnsi="Ubuntu"/>
+          <w:b/>
+          <w:bCs/>
+          <w:sz w:val="48"/>
+          <w:szCs w:val="48"/>
+          <w:lang w:val="pl-PL" w:eastAsia="zh-CN" w:bidi="hi-IN"/>
+        </w:rPr>
+        <w:t>sprzeczn</w:t>
+      </w:r>
+      <w:r>
+        <w:rPr>
+          <w:rFonts w:ascii="Ubuntu" w:hAnsi="Ubuntu"/>
+          <w:b/>
+          <w:bCs/>
+          <w:sz w:val="48"/>
+          <w:szCs w:val="48"/>
+          <w:lang w:val="pl-PL" w:eastAsia="zh-CN" w:bidi="hi-IN"/>
+        </w:rPr>
+        <w:t>y</w:t>
+      </w:r>
+      <w:r>
+        <w:rPr>
+          <w:rFonts w:ascii="Ubuntu" w:hAnsi="Ubuntu"/>
+          <w:b/>
+          <w:bCs/>
+          <w:sz w:val="48"/>
+          <w:szCs w:val="48"/>
+          <w:lang w:val="pl-PL" w:eastAsia="zh-CN" w:bidi="hi-IN"/>
+        </w:rPr>
+        <w:t>mi</w:t>
+      </w:r>
+      <w:r>
+        <w:rPr>
+          <w:rFonts w:ascii="Ubuntu" w:hAnsi="Ubuntu"/>
+          <w:b/>
+          <w:bCs/>
+          <w:sz w:val="48"/>
+          <w:szCs w:val="48"/>
+          <w:lang w:val="pl-PL" w:eastAsia="zh-CN" w:bidi="hi-IN"/>
+        </w:rPr>
+        <w:t xml:space="preserve"> z harcerskim duchem</w:t>
+      </w:r>
+      <w:r>
+        <w:rPr>
+          <w:rFonts w:ascii="Ubuntu" w:hAnsi="Ubuntu"/>
+          <w:b w:val="false"/>
+          <w:bCs w:val="false"/>
+          <w:sz w:val="48"/>
+          <w:szCs w:val="48"/>
+          <w:lang w:val="pl-PL" w:eastAsia="zh-CN" w:bidi="hi-IN"/>
+        </w:rPr>
+        <w:t xml:space="preserve"> </w:t>
+      </w:r>
+      <w:r>
+        <w:rPr>
+          <w:rFonts w:ascii="Ubuntu" w:hAnsi="Ubuntu"/>
+          <w:b w:val="false"/>
+          <w:bCs w:val="false"/>
+          <w:sz w:val="48"/>
+          <w:szCs w:val="48"/>
+          <w:lang w:val="pl-PL" w:eastAsia="zh-CN" w:bidi="hi-IN"/>
+        </w:rPr>
+        <w:t>z</w:t>
+      </w:r>
+      <w:r>
+        <w:rPr>
+          <w:rFonts w:ascii="Ubuntu" w:hAnsi="Ubuntu"/>
+          <w:b w:val="false"/>
+          <w:bCs w:val="false"/>
+          <w:sz w:val="48"/>
+          <w:szCs w:val="48"/>
+          <w:lang w:val="pl-PL" w:eastAsia="zh-CN" w:bidi="hi-IN"/>
+        </w:rPr>
+        <w:t>a</w:t>
+      </w:r>
+      <w:r>
+        <w:rPr>
+          <w:rFonts w:ascii="Ubuntu" w:hAnsi="Ubuntu"/>
+          <w:b w:val="false"/>
+          <w:bCs w:val="false"/>
+          <w:sz w:val="48"/>
+          <w:szCs w:val="48"/>
+          <w:lang w:val="pl-PL" w:eastAsia="zh-CN" w:bidi="hi-IN"/>
+        </w:rPr>
+        <w:t>chowaniami i wartościami?</w:t>
+      </w:r>
+      <w:r>
+        <w:rPr>
+          <w:rFonts w:ascii="Ubuntu" w:hAnsi="Ubuntu"/>
+          <w:b w:val="false"/>
+          <w:bCs w:val="false"/>
+          <w:sz w:val="48"/>
+          <w:szCs w:val="48"/>
+          <w:lang w:val="pl-PL" w:eastAsia="zh-CN" w:bidi="hi-IN"/>
+        </w:rPr>
+        <w:t xml:space="preserve"> </w:t>
+      </w:r>
+      <w:r>
+        <w:rPr>
+          <w:rFonts w:ascii="Ubuntu" w:hAnsi="Ubuntu"/>
+          <w:b w:val="false"/>
+          <w:bCs w:val="false"/>
+          <w:sz w:val="48"/>
+          <w:szCs w:val="48"/>
+          <w:lang w:val="pl-PL" w:eastAsia="zh-CN" w:bidi="hi-IN"/>
+        </w:rPr>
+        <w:t>C</w:t>
+      </w:r>
+      <w:r>
+        <w:rPr>
+          <w:rFonts w:ascii="Ubuntu" w:hAnsi="Ubuntu"/>
+          <w:b w:val="false"/>
+          <w:bCs w:val="false"/>
+          <w:sz w:val="48"/>
+          <w:szCs w:val="48"/>
+          <w:lang w:val="pl-PL" w:eastAsia="zh-CN" w:bidi="hi-IN"/>
+        </w:rPr>
+        <w:t xml:space="preserve">o, </w:t>
+      </w:r>
+      <w:r>
+        <w:rPr>
+          <w:rFonts w:ascii="Ubuntu" w:hAnsi="Ubuntu"/>
+          <w:b w:val="false"/>
+          <w:bCs w:val="false"/>
+          <w:sz w:val="48"/>
+          <w:szCs w:val="48"/>
+          <w:lang w:val="pl-PL" w:eastAsia="zh-CN" w:bidi="hi-IN"/>
+        </w:rPr>
+        <w:t>gdy harcerz pyta drużynowego, czy poleca mu szkołę, gdzie wiadomo, że uczniowie nie szanują nauczycieli, nadużywają alkoholu, a niektórzy ćpają</w:t>
+      </w:r>
+      <w:r>
+        <w:rPr>
+          <w:rFonts w:ascii="Ubuntu" w:hAnsi="Ubuntu"/>
+          <w:b w:val="false"/>
+          <w:bCs w:val="false"/>
+          <w:sz w:val="48"/>
+          <w:szCs w:val="48"/>
+          <w:lang w:val="pl-PL" w:eastAsia="zh-CN" w:bidi="hi-IN"/>
+        </w:rPr>
+        <w:t>?</w:t>
       </w:r>
     </w:p>
     <w:p>
@@ -1870,15 +1690,7 @@
         </w:rPr>
       </w:pPr>
       <w:r>
-        <w:rPr>
-          <w:rFonts w:ascii="Ubuntu" w:hAnsi="Ubuntu"/>
-          <w:b/>
-          <w:bCs/>
-          <w:sz w:val="48"/>
-          <w:szCs w:val="48"/>
-          <w:lang w:val="pl-PL" w:eastAsia="zh-CN" w:bidi="hi-IN"/>
-        </w:rPr>
-        <w:t> </w:t>
+        <w:rPr/>
       </w:r>
     </w:p>
     <w:p>
@@ -2108,7 +1920,7 @@
     <w:pPr>
       <w:widowControl/>
       <w:suppressAutoHyphens w:val="true"/>
-      <w:overflowPunct w:val="false"/>
+      <w:overflowPunct w:val="true"/>
       <w:bidi w:val="0"/>
       <w:spacing w:lineRule="auto" w:line="276" w:before="0" w:after="0"/>
       <w:jc w:val="left"/>
@@ -2289,7 +2101,7 @@
     <w:pPr>
       <w:widowControl/>
       <w:suppressAutoHyphens w:val="true"/>
-      <w:overflowPunct w:val="false"/>
+      <w:overflowPunct w:val="true"/>
       <w:bidi w:val="0"/>
       <w:spacing w:lineRule="auto" w:line="276" w:before="0" w:after="0"/>
       <w:jc w:val="left"/>
